--- a/중국어_대화문/5부_docx/5부_10화_전체회의.docx
+++ b/중국어_대화문/5부_docx/5부_10화_전체회의.docx
@@ -18,7 +18,7 @@
         <w:t>등장인물:</w:t>
       </w:r>
       <w:r>
-        <w:t xml:space="preserve"> 선즈위안 沈知远(42세, 중앙위원 겸 재정부장) / 청시 程曦(27세, 재정부장 판공실 비서) / 리위퉁 李雨桐(36세, 재정부장 판공실 참모) / 훙스창 洪世昌(63세, 중앙위원·중앙 재정경제 위원회 부주임) / 웨이창펑 魏长风(57세, 중앙위원·대외경제안전 소조 부조장) / 장리췬 蒋立群(60대 초반, 중앙위원·전체회의 집행주석) / 량페이전 梁佩珍(58세, 중앙위원·전 고급법원 원장) / 차오원쉬안 乔文轩(50대 후반, 중앙위원·표결 감표 총감) / 메이뤄란 梅若兰(80세, 은퇴한 변호사협회 비서장, 전화 목소리)</w:t>
+        <w:t xml:space="preserve"> 선즈위안 沈知远(43세, 중앙위원 겸 재정부장) / 청시 程曦(29세, 재정부장 판공실 비서) / 리위퉁 李雨桐(38세, 재정부장 판공실 참모) / 훙스창 洪世昌(63세, 중앙위원·중앙 재정경제 위원회 부주임) / 웨이창펑 魏长风(57세, 중앙위원·대외경제안전 소조 부조장) / 장리췬 蒋立群(60대 초반, 중앙위원·전체회의 집행주석) / 량페이전 梁佩珍(58세, 중앙위원·전 고급법원 원장) / 차오원쉬안 乔文轩(50대 후반, 중앙위원·표결 감표 총감) / 메이뤄란 梅若兰(81세, 은퇴한 변호사협회 비서장, 전화 목소리)</w:t>
       </w:r>
     </w:p>
     <w:p>
@@ -130,7 +130,7 @@
         <w:t>程曦:</w:t>
       </w:r>
       <w:r>
-        <w:t xml:space="preserve"> 二〇一五年十一月十二日，《民感案件不再代理保证书》，您签了字。二〇二五年一月十五日，组织部审核表第七项，“苏敏”，您答“毫无关系”，也签了字。</w:t>
+        <w:t xml:space="preserve"> 二〇一五年十一月十二日，《保证书》，您签了字。二〇二五年一月十五日，组织部审核表第七项，“苏敏”，您答“毫无关系”，也签了字。</w:t>
       </w:r>
     </w:p>
     <w:p>
@@ -152,7 +152,7 @@
         <w:t>程曦:</w:t>
       </w:r>
       <w:r>
-        <w:t xml:space="preserve"> 第一份，骆振邦的人二〇二六年就拿去暗示过，您当时没有回应。第二份，原件在组织部，复印件我们没有。</w:t>
+        <w:t xml:space="preserve"> 第一份，骆振邦的人二〇二六年就拿去暗示过，您当时答的是“请念全文”。第二份，原件在组织部，我们手里只有自己整理的复印件，不是正式调档的。</w:t>
       </w:r>
     </w:p>
     <w:p>
@@ -845,7 +845,7 @@
         <w:t>沈知远:</w:t>
       </w:r>
       <w:r>
-        <w:t xml:space="preserve"> 接受。第十四条的范围，越宽越好。我可以现在就报。二〇二八年六月五日上午十一点零六分，苏敏托梅若兰老师送来二十八页鉴定意见书，我签收，写了时间，一小时内移送合办调查组，附书面回执。同月，没有见过面。更早，二〇二三年五月十五日，我接过一次她打来的电话，通话九分钟。这些，我都有记录。</w:t>
+        <w:t xml:space="preserve"> 接受。第十四条的范围，越宽越好。我可以现在就报。二〇二八年六月五日上午十一点零六分，苏敏托梅若兰老师送来二十八页鉴定意见书，我签收，写了时间，次日移送合办调查组，附书面回执。同月，没有见过面。更早，二〇二三年五月十六日早上六点四十八分，我给她打过一个电话；五月二十日在雾溪村，当面说过几句话。这些，我都有记录。</w:t>
       </w:r>
     </w:p>
     <w:p>
@@ -973,7 +973,7 @@
         <w:t>梅若兰:</w:t>
       </w:r>
       <w:r>
-        <w:t xml:space="preserve"> 没有了。这一页纸，她写完以后，在桌上放了一个晚上，第二天才交给我。（顿了顿）小沈，我今年八十了，我只想对你们两个说一句：你们不见面，也在互相批改作业。</w:t>
+        <w:t xml:space="preserve"> 没有了。这一页纸，她写完以后，在桌上放了一个晚上，第二天才交给我。（顿了顿）小沈，我今年八十一了，我只想对你们两个说一句：你们不见面，也在互相批改作业。</w:t>
       </w:r>
     </w:p>
     <w:p>
@@ -1441,7 +1441,7 @@
     </w:p>
     <w:p>
       <w:r>
-        <w:t>(魏长风点点头，把手插进西装口袋，转身往另一端走。走了几步，他回头：“沈部长，两年前的秋天，我说过一句话：‘改革把大门敞开，人家就把我们的门锁上了。’”)</w:t>
+        <w:t>(魏长风点点头，把手插进西装口袋，转身往另一端走。走了几步，他回头：“沈部长，两年前的冬天，我说过一句话：‘改革把大门敞开，人家就把我们的门锁上了。’”)</w:t>
       </w:r>
     </w:p>
     <w:p>
@@ -1569,7 +1569,7 @@
         <w:t>沈知远:</w:t>
       </w:r>
       <w:r>
-        <w:t xml:space="preserve"> “二〇一五年十一月十二日，本人在指定居所，签署《民感案件不再代理保证书》，其时系为避免父亲与老师的旧友受牵连，为苏敏所不赞成。此文件，亦为本人提交的第一份关系陈述。”</w:t>
+        <w:t xml:space="preserve"> “二〇一五年十一月十二日，本人在指定居所，签署《保证书》，其时系为避免父亲与老师的旧友受牵连，为苏敏所不赞成。此文件，亦为本人提交的第一份关系陈述。”</w:t>
       </w:r>
     </w:p>
     <w:p>
